--- a/certificate_result.docx
+++ b/certificate_result.docx
@@ -131,7 +131,7 @@
     <w:p>
       <w:r>
         <w:rPr>
-          <w:rFonts w:ascii="나눔고딕" w:hAnsi="나눔고딕" w:eastAsia="나눔고딕"/>
+          <w:rFonts w:ascii="HY궁서" w:hAnsi="HY궁서" w:eastAsia="HY궁서"/>
           <w:sz w:val="40"/>
         </w:rPr>
         <w:t xml:space="preserve"> 제 2020-001 호</w:t>
@@ -148,7 +148,6 @@
       </w:r>
       <w:r>
         <w:rPr>
-          <w:rFonts w:ascii="나눔고딕" w:hAnsi="나눔고딕" w:eastAsia="나눔고딕"/>
           <w:b/>
           <w:sz w:val="80"/>
         </w:rPr>
@@ -162,10 +161,10 @@
       </w:r>
       <w:r>
         <w:rPr>
-          <w:rFonts w:ascii="나눔고딕" w:hAnsi="나눔고딕" w:eastAsia="나눔고딕"/>
+          <w:rFonts w:ascii="맑은 고딕" w:hAnsi="맑은 고딕" w:eastAsia="맑은 고딕"/>
           <w:sz w:val="40"/>
         </w:rPr>
-        <w:t xml:space="preserve"> 성   명: 김일남</w:t>
+        <w:t xml:space="preserve"> 성　　명: 김일남</w:t>
         <w:br/>
       </w:r>
       <w:r>
@@ -208,7 +207,7 @@
       </w:r>
       <w:r>
         <w:rPr>
-          <w:rFonts w:ascii="나눔고딕" w:hAnsi="나눔고딕" w:eastAsia="나눔고딕"/>
+          <w:rFonts w:ascii="휴먼옛체" w:hAnsi="휴먼옛체" w:eastAsia="휴먼옛체"/>
           <w:sz w:val="40"/>
         </w:rPr>
         <w:t xml:space="preserve"> 탁월하게 이수하였으므로 이 증서를 수여 합니다.</w:t>
@@ -217,7 +216,7 @@
     </w:p>
     <w:p>
       <w:pPr>
-        <w:jc w:val="center"/>
+        <w:jc w:val="right"/>
       </w:pPr>
       <w:r>
         <w:br/>
